--- a/internal_doc/03.开发设计/Story-sdbimport-jdbc工具.docx
+++ b/internal_doc/03.开发设计/Story-sdbimport-jdbc工具.docx
@@ -2324,14 +2324,14 @@
         <w:tblLook w:val="04A0"/>
       </w:tblPr>
       <w:tblGrid>
-        <w:gridCol w:w="2752"/>
-        <w:gridCol w:w="2712"/>
-        <w:gridCol w:w="2701"/>
+        <w:gridCol w:w="2735"/>
+        <w:gridCol w:w="2689"/>
+        <w:gridCol w:w="2741"/>
       </w:tblGrid>
       <w:tr>
         <w:tc>
           <w:tcPr>
-            <w:tcW w:w="2840" w:type="dxa"/>
+            <w:tcW w:w="2735" w:type="dxa"/>
           </w:tcPr>
           <w:p>
             <w:pPr>
@@ -2347,7 +2347,7 @@
         </w:tc>
         <w:tc>
           <w:tcPr>
-            <w:tcW w:w="2841" w:type="dxa"/>
+            <w:tcW w:w="2689" w:type="dxa"/>
           </w:tcPr>
           <w:p>
             <w:pPr>
@@ -2359,23 +2359,56 @@
               </w:rPr>
               <w:t xml:space="preserve"> </w:t>
             </w:r>
-          </w:p>
-        </w:tc>
-        <w:tc>
-          <w:tcPr>
-            <w:tcW w:w="2841" w:type="dxa"/>
-          </w:tcPr>
-          <w:p>
-            <w:pPr>
-              <w:ind w:left="0"/>
-            </w:pPr>
+            <w:r>
+              <w:rPr>
+                <w:rFonts w:hint="eastAsia"/>
+              </w:rPr>
+              <w:t xml:space="preserve">      </w:t>
+            </w:r>
+            <w:r>
+              <w:rPr>
+                <w:rFonts w:hint="eastAsia"/>
+              </w:rPr>
+              <w:t>是否</w:t>
+            </w:r>
+          </w:p>
+        </w:tc>
+        <w:tc>
+          <w:tcPr>
+            <w:tcW w:w="2741" w:type="dxa"/>
+          </w:tcPr>
+          <w:p>
+            <w:pPr>
+              <w:ind w:left="0"/>
+            </w:pPr>
+            <w:r>
+              <w:rPr>
+                <w:rFonts w:hint="eastAsia"/>
+              </w:rPr>
+              <w:t xml:space="preserve">        </w:t>
+            </w:r>
+            <w:r>
+              <w:t>D</w:t>
+            </w:r>
+            <w:r>
+              <w:rPr>
+                <w:rFonts w:hint="eastAsia"/>
+              </w:rPr>
+              <w:t>b2</w:t>
+            </w:r>
+            <w:r>
+              <w:rPr>
+                <w:rFonts w:hint="eastAsia"/>
+              </w:rPr>
+              <w:t>类型</w:t>
+            </w:r>
           </w:p>
         </w:tc>
       </w:tr>
       <w:tr>
         <w:tc>
           <w:tcPr>
-            <w:tcW w:w="2840" w:type="dxa"/>
+            <w:tcW w:w="2735" w:type="dxa"/>
           </w:tcPr>
           <w:p>
             <w:pPr>
@@ -2394,7 +2427,7 @@
         </w:tc>
         <w:tc>
           <w:tcPr>
-            <w:tcW w:w="2841" w:type="dxa"/>
+            <w:tcW w:w="2689" w:type="dxa"/>
           </w:tcPr>
           <w:p>
             <w:pPr>
@@ -2416,19 +2449,31 @@
         </w:tc>
         <w:tc>
           <w:tcPr>
-            <w:tcW w:w="2841" w:type="dxa"/>
-          </w:tcPr>
-          <w:p>
-            <w:pPr>
-              <w:ind w:left="0"/>
-            </w:pPr>
+            <w:tcW w:w="2741" w:type="dxa"/>
+          </w:tcPr>
+          <w:p>
+            <w:pPr>
+              <w:ind w:left="0"/>
+            </w:pPr>
+            <w:r>
+              <w:rPr>
+                <w:rFonts w:hint="eastAsia"/>
+              </w:rPr>
+              <w:t xml:space="preserve">        </w:t>
+            </w:r>
+            <w:r>
+              <w:rPr>
+                <w:rFonts w:hint="eastAsia"/>
+              </w:rPr>
+              <w:t xml:space="preserve">  Long</w:t>
+            </w:r>
           </w:p>
         </w:tc>
       </w:tr>
       <w:tr>
         <w:tc>
           <w:tcPr>
-            <w:tcW w:w="2840" w:type="dxa"/>
+            <w:tcW w:w="2735" w:type="dxa"/>
           </w:tcPr>
           <w:p>
             <w:pPr>
@@ -2444,7 +2489,7 @@
         </w:tc>
         <w:tc>
           <w:tcPr>
-            <w:tcW w:w="2841" w:type="dxa"/>
+            <w:tcW w:w="2689" w:type="dxa"/>
           </w:tcPr>
           <w:p>
             <w:pPr>
@@ -2466,19 +2511,25 @@
         </w:tc>
         <w:tc>
           <w:tcPr>
-            <w:tcW w:w="2841" w:type="dxa"/>
-          </w:tcPr>
-          <w:p>
-            <w:pPr>
-              <w:ind w:left="0"/>
-            </w:pPr>
+            <w:tcW w:w="2741" w:type="dxa"/>
+          </w:tcPr>
+          <w:p>
+            <w:pPr>
+              <w:ind w:left="0"/>
+            </w:pPr>
+            <w:r>
+              <w:rPr>
+                <w:rFonts w:hint="eastAsia"/>
+              </w:rPr>
+              <w:t xml:space="preserve">          Boolean</w:t>
+            </w:r>
           </w:p>
         </w:tc>
       </w:tr>
       <w:tr>
         <w:tc>
           <w:tcPr>
-            <w:tcW w:w="2840" w:type="dxa"/>
+            <w:tcW w:w="2735" w:type="dxa"/>
           </w:tcPr>
           <w:p>
             <w:pPr>
@@ -2494,7 +2545,7 @@
         </w:tc>
         <w:tc>
           <w:tcPr>
-            <w:tcW w:w="2841" w:type="dxa"/>
+            <w:tcW w:w="2689" w:type="dxa"/>
           </w:tcPr>
           <w:p>
             <w:pPr>
@@ -2516,19 +2567,31 @@
         </w:tc>
         <w:tc>
           <w:tcPr>
-            <w:tcW w:w="2841" w:type="dxa"/>
-          </w:tcPr>
-          <w:p>
-            <w:pPr>
-              <w:ind w:left="0"/>
-            </w:pPr>
+            <w:tcW w:w="2741" w:type="dxa"/>
+          </w:tcPr>
+          <w:p>
+            <w:pPr>
+              <w:ind w:left="0"/>
+            </w:pPr>
+            <w:r>
+              <w:rPr>
+                <w:rFonts w:hint="eastAsia"/>
+              </w:rPr>
+              <w:t xml:space="preserve">        </w:t>
+            </w:r>
+            <w:r>
+              <w:rPr>
+                <w:rFonts w:hint="eastAsia"/>
+              </w:rPr>
+              <w:t xml:space="preserve">  Date</w:t>
+            </w:r>
           </w:p>
         </w:tc>
       </w:tr>
       <w:tr>
         <w:tc>
           <w:tcPr>
-            <w:tcW w:w="2840" w:type="dxa"/>
+            <w:tcW w:w="2735" w:type="dxa"/>
           </w:tcPr>
           <w:p>
             <w:pPr>
@@ -2544,7 +2607,7 @@
         </w:tc>
         <w:tc>
           <w:tcPr>
-            <w:tcW w:w="2841" w:type="dxa"/>
+            <w:tcW w:w="2689" w:type="dxa"/>
           </w:tcPr>
           <w:p>
             <w:pPr>
@@ -2566,19 +2629,25 @@
         </w:tc>
         <w:tc>
           <w:tcPr>
-            <w:tcW w:w="2841" w:type="dxa"/>
-          </w:tcPr>
-          <w:p>
-            <w:pPr>
-              <w:ind w:left="0"/>
-            </w:pPr>
+            <w:tcW w:w="2741" w:type="dxa"/>
+          </w:tcPr>
+          <w:p>
+            <w:pPr>
+              <w:ind w:left="0"/>
+            </w:pPr>
+            <w:r>
+              <w:rPr>
+                <w:rFonts w:hint="eastAsia"/>
+              </w:rPr>
+              <w:t xml:space="preserve">          Number</w:t>
+            </w:r>
           </w:p>
         </w:tc>
       </w:tr>
       <w:tr>
         <w:tc>
           <w:tcPr>
-            <w:tcW w:w="2840" w:type="dxa"/>
+            <w:tcW w:w="2735" w:type="dxa"/>
           </w:tcPr>
           <w:p>
             <w:pPr>
@@ -2594,7 +2663,7 @@
         </w:tc>
         <w:tc>
           <w:tcPr>
-            <w:tcW w:w="2841" w:type="dxa"/>
+            <w:tcW w:w="2689" w:type="dxa"/>
           </w:tcPr>
           <w:p>
             <w:pPr>
@@ -2616,19 +2685,25 @@
         </w:tc>
         <w:tc>
           <w:tcPr>
-            <w:tcW w:w="2841" w:type="dxa"/>
-          </w:tcPr>
-          <w:p>
-            <w:pPr>
-              <w:ind w:left="0"/>
-            </w:pPr>
+            <w:tcW w:w="2741" w:type="dxa"/>
+          </w:tcPr>
+          <w:p>
+            <w:pPr>
+              <w:ind w:left="0"/>
+            </w:pPr>
+            <w:r>
+              <w:rPr>
+                <w:rFonts w:hint="eastAsia"/>
+              </w:rPr>
+              <w:t xml:space="preserve">          Number</w:t>
+            </w:r>
           </w:p>
         </w:tc>
       </w:tr>
       <w:tr>
         <w:tc>
           <w:tcPr>
-            <w:tcW w:w="2840" w:type="dxa"/>
+            <w:tcW w:w="2735" w:type="dxa"/>
           </w:tcPr>
           <w:p>
             <w:pPr>
@@ -2644,7 +2719,7 @@
         </w:tc>
         <w:tc>
           <w:tcPr>
-            <w:tcW w:w="2841" w:type="dxa"/>
+            <w:tcW w:w="2689" w:type="dxa"/>
           </w:tcPr>
           <w:p>
             <w:pPr>
@@ -2666,19 +2741,25 @@
         </w:tc>
         <w:tc>
           <w:tcPr>
-            <w:tcW w:w="2841" w:type="dxa"/>
-          </w:tcPr>
-          <w:p>
-            <w:pPr>
-              <w:ind w:left="0"/>
-            </w:pPr>
+            <w:tcW w:w="2741" w:type="dxa"/>
+          </w:tcPr>
+          <w:p>
+            <w:pPr>
+              <w:ind w:left="0"/>
+            </w:pPr>
+            <w:r>
+              <w:rPr>
+                <w:rFonts w:hint="eastAsia"/>
+              </w:rPr>
+              <w:t xml:space="preserve">          Number_int</w:t>
+            </w:r>
           </w:p>
         </w:tc>
       </w:tr>
       <w:tr>
         <w:tc>
           <w:tcPr>
-            <w:tcW w:w="2840" w:type="dxa"/>
+            <w:tcW w:w="2735" w:type="dxa"/>
           </w:tcPr>
           <w:p>
             <w:pPr>
@@ -2694,7 +2775,7 @@
         </w:tc>
         <w:tc>
           <w:tcPr>
-            <w:tcW w:w="2841" w:type="dxa"/>
+            <w:tcW w:w="2689" w:type="dxa"/>
           </w:tcPr>
           <w:p>
             <w:pPr>
@@ -2716,19 +2797,25 @@
         </w:tc>
         <w:tc>
           <w:tcPr>
-            <w:tcW w:w="2841" w:type="dxa"/>
-          </w:tcPr>
-          <w:p>
-            <w:pPr>
-              <w:ind w:left="0"/>
-            </w:pPr>
+            <w:tcW w:w="2741" w:type="dxa"/>
+          </w:tcPr>
+          <w:p>
+            <w:pPr>
+              <w:ind w:left="0"/>
+            </w:pPr>
+            <w:r>
+              <w:rPr>
+                <w:rFonts w:hint="eastAsia"/>
+              </w:rPr>
+              <w:t xml:space="preserve">          Number_int</w:t>
+            </w:r>
           </w:p>
         </w:tc>
       </w:tr>
       <w:tr>
         <w:tc>
           <w:tcPr>
-            <w:tcW w:w="2840" w:type="dxa"/>
+            <w:tcW w:w="2735" w:type="dxa"/>
           </w:tcPr>
           <w:p>
             <w:pPr>
@@ -2744,7 +2831,7 @@
         </w:tc>
         <w:tc>
           <w:tcPr>
-            <w:tcW w:w="2841" w:type="dxa"/>
+            <w:tcW w:w="2689" w:type="dxa"/>
           </w:tcPr>
           <w:p>
             <w:pPr>
@@ -2766,19 +2853,25 @@
         </w:tc>
         <w:tc>
           <w:tcPr>
-            <w:tcW w:w="2841" w:type="dxa"/>
-          </w:tcPr>
-          <w:p>
-            <w:pPr>
-              <w:ind w:left="0"/>
-            </w:pPr>
+            <w:tcW w:w="2741" w:type="dxa"/>
+          </w:tcPr>
+          <w:p>
+            <w:pPr>
+              <w:ind w:left="0"/>
+            </w:pPr>
+            <w:r>
+              <w:rPr>
+                <w:rFonts w:hint="eastAsia"/>
+              </w:rPr>
+              <w:t xml:space="preserve">          TimeStamp</w:t>
+            </w:r>
           </w:p>
         </w:tc>
       </w:tr>
       <w:tr>
         <w:tc>
           <w:tcPr>
-            <w:tcW w:w="2840" w:type="dxa"/>
+            <w:tcW w:w="2735" w:type="dxa"/>
           </w:tcPr>
           <w:p>
             <w:pPr>
@@ -2794,7 +2887,7 @@
         </w:tc>
         <w:tc>
           <w:tcPr>
-            <w:tcW w:w="2841" w:type="dxa"/>
+            <w:tcW w:w="2689" w:type="dxa"/>
           </w:tcPr>
           <w:p>
             <w:pPr>
@@ -2816,19 +2909,25 @@
         </w:tc>
         <w:tc>
           <w:tcPr>
-            <w:tcW w:w="2841" w:type="dxa"/>
-          </w:tcPr>
-          <w:p>
-            <w:pPr>
-              <w:ind w:left="0"/>
-            </w:pPr>
+            <w:tcW w:w="2741" w:type="dxa"/>
+          </w:tcPr>
+          <w:p>
+            <w:pPr>
+              <w:ind w:left="0"/>
+            </w:pPr>
+            <w:r>
+              <w:rPr>
+                <w:rFonts w:hint="eastAsia"/>
+              </w:rPr>
+              <w:t xml:space="preserve">          TimeStamp</w:t>
+            </w:r>
           </w:p>
         </w:tc>
       </w:tr>
       <w:tr>
         <w:tc>
           <w:tcPr>
-            <w:tcW w:w="2840" w:type="dxa"/>
+            <w:tcW w:w="2735" w:type="dxa"/>
           </w:tcPr>
           <w:p>
             <w:pPr>
@@ -2844,7 +2943,7 @@
         </w:tc>
         <w:tc>
           <w:tcPr>
-            <w:tcW w:w="2841" w:type="dxa"/>
+            <w:tcW w:w="2689" w:type="dxa"/>
           </w:tcPr>
           <w:p>
             <w:pPr>
@@ -2866,19 +2965,25 @@
         </w:tc>
         <w:tc>
           <w:tcPr>
-            <w:tcW w:w="2841" w:type="dxa"/>
-          </w:tcPr>
-          <w:p>
-            <w:pPr>
-              <w:ind w:left="0"/>
-            </w:pPr>
+            <w:tcW w:w="2741" w:type="dxa"/>
+          </w:tcPr>
+          <w:p>
+            <w:pPr>
+              <w:ind w:left="0"/>
+            </w:pPr>
+            <w:r>
+              <w:rPr>
+                <w:rFonts w:hint="eastAsia"/>
+              </w:rPr>
+              <w:t xml:space="preserve">          Number_int</w:t>
+            </w:r>
           </w:p>
         </w:tc>
       </w:tr>
       <w:tr>
         <w:tc>
           <w:tcPr>
-            <w:tcW w:w="2840" w:type="dxa"/>
+            <w:tcW w:w="2735" w:type="dxa"/>
           </w:tcPr>
           <w:p>
             <w:pPr>
@@ -2894,7 +2999,7 @@
         </w:tc>
         <w:tc>
           <w:tcPr>
-            <w:tcW w:w="2841" w:type="dxa"/>
+            <w:tcW w:w="2689" w:type="dxa"/>
           </w:tcPr>
           <w:p>
             <w:pPr>
@@ -2916,19 +3021,31 @@
         </w:tc>
         <w:tc>
           <w:tcPr>
-            <w:tcW w:w="2841" w:type="dxa"/>
-          </w:tcPr>
-          <w:p>
-            <w:pPr>
-              <w:ind w:left="0"/>
-            </w:pPr>
+            <w:tcW w:w="2741" w:type="dxa"/>
+          </w:tcPr>
+          <w:p>
+            <w:pPr>
+              <w:ind w:left="0"/>
+            </w:pPr>
+            <w:r>
+              <w:rPr>
+                <w:rFonts w:hint="eastAsia"/>
+              </w:rPr>
+              <w:t xml:space="preserve">          </w:t>
+            </w:r>
+            <w:r>
+              <w:rPr>
+                <w:rFonts w:hint="eastAsia"/>
+              </w:rPr>
+              <w:t>字符串</w:t>
+            </w:r>
           </w:p>
         </w:tc>
       </w:tr>
       <w:tr>
         <w:tc>
           <w:tcPr>
-            <w:tcW w:w="2840" w:type="dxa"/>
+            <w:tcW w:w="2735" w:type="dxa"/>
           </w:tcPr>
           <w:p>
             <w:pPr>
@@ -2944,7 +3061,7 @@
         </w:tc>
         <w:tc>
           <w:tcPr>
-            <w:tcW w:w="2841" w:type="dxa"/>
+            <w:tcW w:w="2689" w:type="dxa"/>
           </w:tcPr>
           <w:p>
             <w:pPr>
@@ -2966,19 +3083,31 @@
         </w:tc>
         <w:tc>
           <w:tcPr>
-            <w:tcW w:w="2841" w:type="dxa"/>
-          </w:tcPr>
-          <w:p>
-            <w:pPr>
-              <w:ind w:left="0"/>
-            </w:pPr>
+            <w:tcW w:w="2741" w:type="dxa"/>
+          </w:tcPr>
+          <w:p>
+            <w:pPr>
+              <w:ind w:left="0"/>
+            </w:pPr>
+            <w:r>
+              <w:rPr>
+                <w:rFonts w:hint="eastAsia"/>
+              </w:rPr>
+              <w:t xml:space="preserve">          </w:t>
+            </w:r>
+            <w:r>
+              <w:rPr>
+                <w:rFonts w:hint="eastAsia"/>
+              </w:rPr>
+              <w:t>字符串</w:t>
+            </w:r>
           </w:p>
         </w:tc>
       </w:tr>
       <w:tr>
         <w:tc>
           <w:tcPr>
-            <w:tcW w:w="2840" w:type="dxa"/>
+            <w:tcW w:w="2735" w:type="dxa"/>
           </w:tcPr>
           <w:p>
             <w:pPr>
@@ -2994,7 +3123,7 @@
         </w:tc>
         <w:tc>
           <w:tcPr>
-            <w:tcW w:w="2841" w:type="dxa"/>
+            <w:tcW w:w="2689" w:type="dxa"/>
           </w:tcPr>
           <w:p>
             <w:pPr>
@@ -3016,19 +3145,31 @@
         </w:tc>
         <w:tc>
           <w:tcPr>
-            <w:tcW w:w="2841" w:type="dxa"/>
-          </w:tcPr>
-          <w:p>
-            <w:pPr>
-              <w:ind w:left="0"/>
-            </w:pPr>
+            <w:tcW w:w="2741" w:type="dxa"/>
+          </w:tcPr>
+          <w:p>
+            <w:pPr>
+              <w:ind w:left="0"/>
+            </w:pPr>
+            <w:r>
+              <w:rPr>
+                <w:rFonts w:hint="eastAsia"/>
+              </w:rPr>
+              <w:t xml:space="preserve">          </w:t>
+            </w:r>
+            <w:r>
+              <w:rPr>
+                <w:rFonts w:hint="eastAsia"/>
+              </w:rPr>
+              <w:t>字符串</w:t>
+            </w:r>
           </w:p>
         </w:tc>
       </w:tr>
       <w:tr>
         <w:tc>
           <w:tcPr>
-            <w:tcW w:w="2840" w:type="dxa"/>
+            <w:tcW w:w="2735" w:type="dxa"/>
           </w:tcPr>
           <w:p>
             <w:pPr>
@@ -3044,7 +3185,7 @@
         </w:tc>
         <w:tc>
           <w:tcPr>
-            <w:tcW w:w="2841" w:type="dxa"/>
+            <w:tcW w:w="2689" w:type="dxa"/>
           </w:tcPr>
           <w:p>
             <w:pPr>
@@ -3066,19 +3207,34 @@
         </w:tc>
         <w:tc>
           <w:tcPr>
-            <w:tcW w:w="2841" w:type="dxa"/>
-          </w:tcPr>
-          <w:p>
-            <w:pPr>
-              <w:ind w:left="0"/>
-            </w:pPr>
+            <w:tcW w:w="2741" w:type="dxa"/>
+          </w:tcPr>
+          <w:p>
+            <w:pPr>
+              <w:ind w:left="0"/>
+            </w:pPr>
+            <w:r>
+              <w:rPr>
+                <w:rFonts w:hint="eastAsia"/>
+              </w:rPr>
+              <w:t xml:space="preserve">          </w:t>
+            </w:r>
+            <w:r>
+              <w:t>N</w:t>
+            </w:r>
+            <w:r>
+              <w:rPr>
+                <w:rFonts w:hint="eastAsia"/>
+              </w:rPr>
+              <w:t>ull</w:t>
+            </w:r>
           </w:p>
         </w:tc>
       </w:tr>
       <w:tr>
         <w:tc>
           <w:tcPr>
-            <w:tcW w:w="2840" w:type="dxa"/>
+            <w:tcW w:w="2735" w:type="dxa"/>
           </w:tcPr>
           <w:p>
             <w:pPr>
@@ -3094,7 +3250,7 @@
         </w:tc>
         <w:tc>
           <w:tcPr>
-            <w:tcW w:w="2841" w:type="dxa"/>
+            <w:tcW w:w="2689" w:type="dxa"/>
           </w:tcPr>
           <w:p>
             <w:pPr>
@@ -3116,65 +3272,18 @@
         </w:tc>
         <w:tc>
           <w:tcPr>
-            <w:tcW w:w="2841" w:type="dxa"/>
-          </w:tcPr>
-          <w:p>
-            <w:pPr>
-              <w:ind w:left="0"/>
-            </w:pPr>
-          </w:p>
-        </w:tc>
-      </w:tr>
-      <w:tr>
-        <w:tc>
-          <w:tcPr>
-            <w:tcW w:w="2840" w:type="dxa"/>
-          </w:tcPr>
-          <w:p>
-            <w:pPr>
-              <w:ind w:left="0" w:firstLine="405"/>
-            </w:pPr>
-            <w:r>
-              <w:t>N</w:t>
-            </w:r>
-            <w:r>
-              <w:rPr>
-                <w:rFonts w:hint="eastAsia"/>
-              </w:rPr>
-              <w:t>ull</w:t>
-            </w:r>
-          </w:p>
-        </w:tc>
-        <w:tc>
-          <w:tcPr>
-            <w:tcW w:w="2841" w:type="dxa"/>
-          </w:tcPr>
-          <w:p>
-            <w:pPr>
-              <w:ind w:left="0"/>
-            </w:pPr>
-            <w:r>
-              <w:rPr>
-                <w:rFonts w:hint="eastAsia"/>
-              </w:rPr>
-              <w:t xml:space="preserve">        </w:t>
-            </w:r>
-            <w:r>
-              <w:rPr>
-                <w:rFonts w:hint="eastAsia"/>
-              </w:rPr>
-              <w:t>支持</w:t>
-            </w:r>
-          </w:p>
-        </w:tc>
-        <w:tc>
-          <w:tcPr>
-            <w:tcW w:w="2841" w:type="dxa"/>
-          </w:tcPr>
-          <w:p>
-            <w:pPr>
-              <w:ind w:left="0"/>
-            </w:pPr>
+            <w:tcW w:w="2741" w:type="dxa"/>
+          </w:tcPr>
+          <w:p>
+            <w:pPr>
+              <w:ind w:left="0"/>
+            </w:pPr>
+            <w:r>
+              <w:rPr>
+                <w:rFonts w:hint="eastAsia"/>
+              </w:rPr>
+              <w:t xml:space="preserve">          Number</w:t>
+            </w:r>
           </w:p>
         </w:tc>
       </w:tr>
@@ -3247,6 +3356,18 @@
             <w:pPr>
               <w:ind w:left="0"/>
             </w:pPr>
+            <w:r>
+              <w:rPr>
+                <w:rFonts w:hint="eastAsia"/>
+              </w:rPr>
+              <w:t xml:space="preserve">        </w:t>
+            </w:r>
+            <w:r>
+              <w:rPr>
+                <w:rFonts w:hint="eastAsia"/>
+              </w:rPr>
+              <w:t>是否</w:t>
+            </w:r>
           </w:p>
         </w:tc>
         <w:tc>
@@ -3257,6 +3378,27 @@
             <w:pPr>
               <w:ind w:left="0"/>
             </w:pPr>
+            <w:r>
+              <w:rPr>
+                <w:rFonts w:hint="eastAsia"/>
+              </w:rPr>
+              <w:t xml:space="preserve">       </w:t>
+            </w:r>
+            <w:r>
+              <w:t>S</w:t>
+            </w:r>
+            <w:r>
+              <w:rPr>
+                <w:rFonts w:hint="eastAsia"/>
+              </w:rPr>
+              <w:t>db</w:t>
+            </w:r>
+            <w:r>
+              <w:rPr>
+                <w:rFonts w:hint="eastAsia"/>
+              </w:rPr>
+              <w:t>对应类型</w:t>
+            </w:r>
           </w:p>
         </w:tc>
       </w:tr>
@@ -3316,6 +3458,18 @@
             <w:pPr>
               <w:ind w:left="0"/>
             </w:pPr>
+            <w:r>
+              <w:rPr>
+                <w:rFonts w:hint="eastAsia"/>
+              </w:rPr>
+              <w:t xml:space="preserve">         </w:t>
+            </w:r>
+            <w:r>
+              <w:rPr>
+                <w:rFonts w:hint="eastAsia"/>
+              </w:rPr>
+              <w:t>字符串</w:t>
+            </w:r>
           </w:p>
         </w:tc>
       </w:tr>
@@ -3366,6 +3520,18 @@
             <w:pPr>
               <w:ind w:left="0"/>
             </w:pPr>
+            <w:r>
+              <w:rPr>
+                <w:rFonts w:hint="eastAsia"/>
+              </w:rPr>
+              <w:t xml:space="preserve">         </w:t>
+            </w:r>
+            <w:r>
+              <w:rPr>
+                <w:rFonts w:hint="eastAsia"/>
+              </w:rPr>
+              <w:t>字符串</w:t>
+            </w:r>
           </w:p>
         </w:tc>
       </w:tr>
@@ -3416,6 +3582,18 @@
             <w:pPr>
               <w:ind w:left="0"/>
             </w:pPr>
+            <w:r>
+              <w:rPr>
+                <w:rFonts w:hint="eastAsia"/>
+              </w:rPr>
+              <w:t xml:space="preserve">         </w:t>
+            </w:r>
+            <w:r>
+              <w:rPr>
+                <w:rFonts w:hint="eastAsia"/>
+              </w:rPr>
+              <w:t>字符串</w:t>
+            </w:r>
           </w:p>
         </w:tc>
       </w:tr>
@@ -3466,6 +3644,18 @@
             <w:pPr>
               <w:ind w:left="0"/>
             </w:pPr>
+            <w:r>
+              <w:rPr>
+                <w:rFonts w:hint="eastAsia"/>
+              </w:rPr>
+              <w:t xml:space="preserve">         </w:t>
+            </w:r>
+            <w:r>
+              <w:rPr>
+                <w:rFonts w:hint="eastAsia"/>
+              </w:rPr>
+              <w:t>字符串</w:t>
+            </w:r>
           </w:p>
         </w:tc>
       </w:tr>
@@ -3516,6 +3706,18 @@
             <w:pPr>
               <w:ind w:left="0"/>
             </w:pPr>
+            <w:r>
+              <w:rPr>
+                <w:rFonts w:hint="eastAsia"/>
+              </w:rPr>
+              <w:t xml:space="preserve">         </w:t>
+            </w:r>
+            <w:r>
+              <w:rPr>
+                <w:rFonts w:hint="eastAsia"/>
+              </w:rPr>
+              <w:t>字符串</w:t>
+            </w:r>
           </w:p>
         </w:tc>
       </w:tr>
@@ -3566,6 +3768,12 @@
             <w:pPr>
               <w:ind w:left="0"/>
             </w:pPr>
+            <w:r>
+              <w:rPr>
+                <w:rFonts w:hint="eastAsia"/>
+              </w:rPr>
+              <w:t xml:space="preserve">        Number</w:t>
+            </w:r>
           </w:p>
         </w:tc>
       </w:tr>
@@ -3582,7 +3790,6 @@
               <w:rPr>
                 <w:rFonts w:hint="eastAsia"/>
               </w:rPr>
-              <w:lastRenderedPageBreak/>
               <w:t xml:space="preserve">       INTERGER </w:t>
             </w:r>
           </w:p>
@@ -3617,6 +3824,21 @@
             <w:pPr>
               <w:ind w:left="0"/>
             </w:pPr>
+            <w:r>
+              <w:rPr>
+                <w:rFonts w:hint="eastAsia"/>
+              </w:rPr>
+              <w:t xml:space="preserve">        </w:t>
+            </w:r>
+            <w:r>
+              <w:t>N</w:t>
+            </w:r>
+            <w:r>
+              <w:rPr>
+                <w:rFonts w:hint="eastAsia"/>
+              </w:rPr>
+              <w:t>umber_int</w:t>
+            </w:r>
           </w:p>
         </w:tc>
       </w:tr>
@@ -3633,13 +3855,8 @@
               <w:rPr>
                 <w:rFonts w:hint="eastAsia"/>
               </w:rPr>
-              <w:t xml:space="preserve">       </w:t>
-            </w:r>
-            <w:r>
-              <w:rPr>
-                <w:rFonts w:hint="eastAsia"/>
-              </w:rPr>
-              <w:t>BINARY_FLOAT</w:t>
+              <w:lastRenderedPageBreak/>
+              <w:t xml:space="preserve">       FLOAT</w:t>
             </w:r>
           </w:p>
         </w:tc>
@@ -3673,6 +3890,21 @@
             <w:pPr>
               <w:ind w:left="0"/>
             </w:pPr>
+            <w:r>
+              <w:rPr>
+                <w:rFonts w:hint="eastAsia"/>
+              </w:rPr>
+              <w:t xml:space="preserve">        </w:t>
+            </w:r>
+            <w:r>
+              <w:t>N</w:t>
+            </w:r>
+            <w:r>
+              <w:rPr>
+                <w:rFonts w:hint="eastAsia"/>
+              </w:rPr>
+              <w:t>umber</w:t>
+            </w:r>
           </w:p>
         </w:tc>
       </w:tr>
@@ -3689,7 +3921,7 @@
               <w:rPr>
                 <w:rFonts w:hint="eastAsia"/>
               </w:rPr>
-              <w:t xml:space="preserve">       BINARY_DOUBLE</w:t>
+              <w:t xml:space="preserve">       DATE</w:t>
             </w:r>
           </w:p>
         </w:tc>
@@ -3723,6 +3955,18 @@
             <w:pPr>
               <w:ind w:left="0"/>
             </w:pPr>
+            <w:r>
+              <w:rPr>
+                <w:rFonts w:hint="eastAsia"/>
+              </w:rPr>
+              <w:t xml:space="preserve">        </w:t>
+            </w:r>
+            <w:r>
+              <w:rPr>
+                <w:rFonts w:hint="eastAsia"/>
+              </w:rPr>
+              <w:t>日期</w:t>
+            </w:r>
           </w:p>
         </w:tc>
       </w:tr>
@@ -3739,7 +3983,7 @@
               <w:rPr>
                 <w:rFonts w:hint="eastAsia"/>
               </w:rPr>
-              <w:t xml:space="preserve">       FLOAT</w:t>
+              <w:t xml:space="preserve">       TIMESTAMP</w:t>
             </w:r>
           </w:p>
         </w:tc>
@@ -3773,6 +4017,24 @@
             <w:pPr>
               <w:ind w:left="0"/>
             </w:pPr>
+            <w:r>
+              <w:rPr>
+                <w:rFonts w:hint="eastAsia"/>
+              </w:rPr>
+              <w:t xml:space="preserve"> </w:t>
+            </w:r>
+            <w:r>
+              <w:rPr>
+                <w:rFonts w:hint="eastAsia"/>
+              </w:rPr>
+              <w:t xml:space="preserve">       </w:t>
+            </w:r>
+            <w:r>
+              <w:rPr>
+                <w:rFonts w:hint="eastAsia"/>
+              </w:rPr>
+              <w:t>时间戳</w:t>
+            </w:r>
           </w:p>
         </w:tc>
       </w:tr>
@@ -3789,7 +4051,19 @@
               <w:rPr>
                 <w:rFonts w:hint="eastAsia"/>
               </w:rPr>
-              <w:t xml:space="preserve">       DATE</w:t>
+              <w:t xml:space="preserve">       </w:t>
+            </w:r>
+            <w:r>
+              <w:rPr>
+                <w:rFonts w:hint="eastAsia"/>
+              </w:rPr>
+              <w:t>BC</w:t>
+            </w:r>
+            <w:r>
+              <w:rPr>
+                <w:rFonts w:hint="eastAsia"/>
+              </w:rPr>
+              <w:t>LOB</w:t>
             </w:r>
           </w:p>
         </w:tc>
@@ -3811,7 +4085,7 @@
               <w:rPr>
                 <w:rFonts w:hint="eastAsia"/>
               </w:rPr>
-              <w:t>支持</w:t>
+              <w:t>不支持</w:t>
             </w:r>
           </w:p>
         </w:tc>
@@ -3823,6 +4097,21 @@
             <w:pPr>
               <w:ind w:left="0"/>
             </w:pPr>
+            <w:r>
+              <w:rPr>
+                <w:rFonts w:hint="eastAsia"/>
+              </w:rPr>
+              <w:t xml:space="preserve">         </w:t>
+            </w:r>
+            <w:r>
+              <w:t>N</w:t>
+            </w:r>
+            <w:r>
+              <w:rPr>
+                <w:rFonts w:hint="eastAsia"/>
+              </w:rPr>
+              <w:t>ull</w:t>
+            </w:r>
           </w:p>
         </w:tc>
       </w:tr>
@@ -3839,7 +4128,7 @@
               <w:rPr>
                 <w:rFonts w:hint="eastAsia"/>
               </w:rPr>
-              <w:t xml:space="preserve">       TIMESTAMP</w:t>
+              <w:t xml:space="preserve">       CLOB</w:t>
             </w:r>
           </w:p>
         </w:tc>
@@ -3849,19 +4138,13 @@
           </w:tcPr>
           <w:p>
             <w:pPr>
-              <w:ind w:left="0"/>
-            </w:pPr>
-            <w:r>
-              <w:rPr>
-                <w:rFonts w:hint="eastAsia"/>
-              </w:rPr>
-              <w:t xml:space="preserve">        </w:t>
-            </w:r>
-            <w:r>
-              <w:rPr>
-                <w:rFonts w:hint="eastAsia"/>
-              </w:rPr>
-              <w:t>支持</w:t>
+              <w:ind w:left="0" w:firstLineChars="400" w:firstLine="840"/>
+            </w:pPr>
+            <w:r>
+              <w:rPr>
+                <w:rFonts w:hint="eastAsia"/>
+              </w:rPr>
+              <w:t>不支持</w:t>
             </w:r>
           </w:p>
         </w:tc>
@@ -3873,6 +4156,21 @@
             <w:pPr>
               <w:ind w:left="0"/>
             </w:pPr>
+            <w:r>
+              <w:rPr>
+                <w:rFonts w:hint="eastAsia"/>
+              </w:rPr>
+              <w:t xml:space="preserve">         </w:t>
+            </w:r>
+            <w:r>
+              <w:t>N</w:t>
+            </w:r>
+            <w:r>
+              <w:rPr>
+                <w:rFonts w:hint="eastAsia"/>
+              </w:rPr>
+              <w:t>ull</w:t>
+            </w:r>
           </w:p>
         </w:tc>
       </w:tr>
@@ -3889,19 +4187,7 @@
               <w:rPr>
                 <w:rFonts w:hint="eastAsia"/>
               </w:rPr>
-              <w:t xml:space="preserve">       </w:t>
-            </w:r>
-            <w:r>
-              <w:rPr>
-                <w:rFonts w:hint="eastAsia"/>
-              </w:rPr>
-              <w:t>BC</w:t>
-            </w:r>
-            <w:r>
-              <w:rPr>
-                <w:rFonts w:hint="eastAsia"/>
-              </w:rPr>
-              <w:t>LOB</w:t>
+              <w:t xml:space="preserve">       BLOB</w:t>
             </w:r>
           </w:p>
         </w:tc>
@@ -3935,6 +4221,21 @@
             <w:pPr>
               <w:ind w:left="0"/>
             </w:pPr>
+            <w:r>
+              <w:rPr>
+                <w:rFonts w:hint="eastAsia"/>
+              </w:rPr>
+              <w:t xml:space="preserve">         </w:t>
+            </w:r>
+            <w:r>
+              <w:t>N</w:t>
+            </w:r>
+            <w:r>
+              <w:rPr>
+                <w:rFonts w:hint="eastAsia"/>
+              </w:rPr>
+              <w:t>ull</w:t>
+            </w:r>
           </w:p>
         </w:tc>
       </w:tr>
@@ -3946,15 +4247,12 @@
           <w:p>
             <w:pPr>
               <w:ind w:left="0"/>
-              <w:rPr>
-                <w:rFonts w:hint="eastAsia"/>
-              </w:rPr>
-            </w:pPr>
-            <w:r>
-              <w:rPr>
-                <w:rFonts w:hint="eastAsia"/>
-              </w:rPr>
-              <w:t xml:space="preserve">       CLOB</w:t>
+            </w:pPr>
+            <w:r>
+              <w:rPr>
+                <w:rFonts w:hint="eastAsia"/>
+              </w:rPr>
+              <w:t xml:space="preserve">       LONG</w:t>
             </w:r>
           </w:p>
         </w:tc>
@@ -3964,16 +4262,19 @@
           </w:tcPr>
           <w:p>
             <w:pPr>
-              <w:ind w:left="0" w:firstLineChars="400" w:firstLine="840"/>
-              <w:rPr>
-                <w:rFonts w:hint="eastAsia"/>
-              </w:rPr>
-            </w:pPr>
-            <w:r>
-              <w:rPr>
-                <w:rFonts w:hint="eastAsia"/>
-              </w:rPr>
-              <w:t>不支持</w:t>
+              <w:ind w:left="0"/>
+            </w:pPr>
+            <w:r>
+              <w:rPr>
+                <w:rFonts w:hint="eastAsia"/>
+              </w:rPr>
+              <w:t xml:space="preserve">        </w:t>
+            </w:r>
+            <w:r>
+              <w:rPr>
+                <w:rFonts w:hint="eastAsia"/>
+              </w:rPr>
+              <w:t>支持</w:t>
             </w:r>
           </w:p>
         </w:tc>
@@ -3985,6 +4286,18 @@
             <w:pPr>
               <w:ind w:left="0"/>
             </w:pPr>
+            <w:r>
+              <w:rPr>
+                <w:rFonts w:hint="eastAsia"/>
+              </w:rPr>
+              <w:t xml:space="preserve">        </w:t>
+            </w:r>
+            <w:r>
+              <w:rPr>
+                <w:rFonts w:hint="eastAsia"/>
+              </w:rPr>
+              <w:t>长整数</w:t>
+            </w:r>
           </w:p>
         </w:tc>
       </w:tr>
@@ -3996,15 +4309,12 @@
           <w:p>
             <w:pPr>
               <w:ind w:left="0"/>
-              <w:rPr>
-                <w:rFonts w:hint="eastAsia"/>
-              </w:rPr>
-            </w:pPr>
-            <w:r>
-              <w:rPr>
-                <w:rFonts w:hint="eastAsia"/>
-              </w:rPr>
-              <w:t xml:space="preserve">       BLOB</w:t>
+            </w:pPr>
+            <w:r>
+              <w:rPr>
+                <w:rFonts w:hint="eastAsia"/>
+              </w:rPr>
+              <w:t xml:space="preserve">       LONG RAW</w:t>
             </w:r>
           </w:p>
         </w:tc>
@@ -4015,9 +4325,6 @@
           <w:p>
             <w:pPr>
               <w:ind w:left="0"/>
-              <w:rPr>
-                <w:rFonts w:hint="eastAsia"/>
-              </w:rPr>
             </w:pPr>
             <w:r>
               <w:rPr>
@@ -4029,7 +4336,7 @@
               <w:rPr>
                 <w:rFonts w:hint="eastAsia"/>
               </w:rPr>
-              <w:t>不支持</w:t>
+              <w:t>支持</w:t>
             </w:r>
           </w:p>
         </w:tc>
@@ -4041,6 +4348,18 @@
             <w:pPr>
               <w:ind w:left="0"/>
             </w:pPr>
+            <w:r>
+              <w:rPr>
+                <w:rFonts w:hint="eastAsia"/>
+              </w:rPr>
+              <w:t xml:space="preserve">        </w:t>
+            </w:r>
+            <w:r>
+              <w:rPr>
+                <w:rFonts w:hint="eastAsia"/>
+              </w:rPr>
+              <w:t>长整数</w:t>
+            </w:r>
           </w:p>
         </w:tc>
       </w:tr>
@@ -4057,7 +4376,7 @@
               <w:rPr>
                 <w:rFonts w:hint="eastAsia"/>
               </w:rPr>
-              <w:t xml:space="preserve">       LONG</w:t>
+              <w:t xml:space="preserve">       RAW</w:t>
             </w:r>
           </w:p>
         </w:tc>
@@ -4091,34 +4410,6 @@
             <w:pPr>
               <w:ind w:left="0"/>
             </w:pPr>
-          </w:p>
-        </w:tc>
-      </w:tr>
-      <w:tr>
-        <w:tc>
-          <w:tcPr>
-            <w:tcW w:w="2693" w:type="dxa"/>
-          </w:tcPr>
-          <w:p>
-            <w:pPr>
-              <w:ind w:left="0"/>
-            </w:pPr>
-            <w:r>
-              <w:rPr>
-                <w:rFonts w:hint="eastAsia"/>
-              </w:rPr>
-              <w:t xml:space="preserve">       LONG RAW</w:t>
-            </w:r>
-          </w:p>
-        </w:tc>
-        <w:tc>
-          <w:tcPr>
-            <w:tcW w:w="2693" w:type="dxa"/>
-          </w:tcPr>
-          <w:p>
-            <w:pPr>
-              <w:ind w:left="0"/>
-            </w:pPr>
             <w:r>
               <w:rPr>
                 <w:rFonts w:hint="eastAsia"/>
@@ -4129,68 +4420,8 @@
               <w:rPr>
                 <w:rFonts w:hint="eastAsia"/>
               </w:rPr>
-              <w:t>支持</w:t>
-            </w:r>
-          </w:p>
-        </w:tc>
-        <w:tc>
-          <w:tcPr>
-            <w:tcW w:w="2744" w:type="dxa"/>
-          </w:tcPr>
-          <w:p>
-            <w:pPr>
-              <w:ind w:left="0"/>
-            </w:pPr>
-          </w:p>
-        </w:tc>
-      </w:tr>
-      <w:tr>
-        <w:tc>
-          <w:tcPr>
-            <w:tcW w:w="2693" w:type="dxa"/>
-          </w:tcPr>
-          <w:p>
-            <w:pPr>
-              <w:ind w:left="0"/>
-            </w:pPr>
-            <w:r>
-              <w:rPr>
-                <w:rFonts w:hint="eastAsia"/>
-              </w:rPr>
-              <w:t xml:space="preserve">       RAW</w:t>
-            </w:r>
-          </w:p>
-        </w:tc>
-        <w:tc>
-          <w:tcPr>
-            <w:tcW w:w="2693" w:type="dxa"/>
-          </w:tcPr>
-          <w:p>
-            <w:pPr>
-              <w:ind w:left="0"/>
-            </w:pPr>
-            <w:r>
-              <w:rPr>
-                <w:rFonts w:hint="eastAsia"/>
-              </w:rPr>
-              <w:t xml:space="preserve">        </w:t>
-            </w:r>
-            <w:r>
-              <w:rPr>
-                <w:rFonts w:hint="eastAsia"/>
-              </w:rPr>
-              <w:t>支持</w:t>
-            </w:r>
-          </w:p>
-        </w:tc>
-        <w:tc>
-          <w:tcPr>
-            <w:tcW w:w="2744" w:type="dxa"/>
-          </w:tcPr>
-          <w:p>
-            <w:pPr>
-              <w:ind w:left="0"/>
-            </w:pPr>
+              <w:t>长整数</w:t>
+            </w:r>
           </w:p>
         </w:tc>
       </w:tr>
@@ -4441,16 +4672,12 @@
         <w:rPr>
           <w:rFonts w:hint="eastAsia"/>
         </w:rPr>
-        <w:lastRenderedPageBreak/>
         <w:t>相关模块架构图</w:t>
       </w:r>
     </w:p>
     <w:p>
       <w:pPr>
         <w:pStyle w:val="Heading3"/>
-        <w:rPr>
-          <w:rFonts w:hint="eastAsia"/>
-        </w:rPr>
       </w:pPr>
       <w:r>
         <w:rPr>
@@ -4460,11 +4687,6 @@
       </w:r>
     </w:p>
     <w:p>
-      <w:pPr>
-        <w:rPr>
-          <w:rFonts w:hint="eastAsia"/>
-        </w:rPr>
-      </w:pPr>
       <w:r>
         <w:rPr>
           <w:rFonts w:hint="eastAsia"/>
@@ -4473,11 +4695,6 @@
       </w:r>
     </w:p>
     <w:p>
-      <w:pPr>
-        <w:rPr>
-          <w:rFonts w:hint="eastAsia"/>
-        </w:rPr>
-      </w:pPr>
       <w:r>
         <w:rPr>
           <w:rFonts w:hint="eastAsia"/>
@@ -4498,15 +4715,11 @@
       </w:r>
     </w:p>
     <w:p>
-      <w:pPr>
-        <w:rPr>
-          <w:rFonts w:hint="eastAsia"/>
-        </w:rPr>
-      </w:pPr>
-      <w:r>
-        <w:rPr>
-          <w:rFonts w:hint="eastAsia"/>
-        </w:rPr>
+      <w:r>
+        <w:rPr>
+          <w:rFonts w:hint="eastAsia"/>
+        </w:rPr>
+        <w:lastRenderedPageBreak/>
         <w:t>将</w:t>
       </w:r>
       <w:r>
@@ -4535,11 +4748,6 @@
       </w:r>
     </w:p>
     <w:p>
-      <w:pPr>
-        <w:rPr>
-          <w:rFonts w:hint="eastAsia"/>
-        </w:rPr>
-      </w:pPr>
       <w:r>
         <w:rPr>
           <w:rFonts w:hint="eastAsia"/>
